--- a/docs/06-Agent多业务任务与报表分析开发实施与使用说明_V1.0_20261007.docx
+++ b/docs/06-Agent多业务任务与报表分析开发实施与使用说明_V1.0_20261007.docx
@@ -6050,6 +6050,749 @@
         <w:t>专项进度：功能计划书/项目进度/Agent多业务任务与报表分析_进度_20261007.md</w:t>
       </w:r>
     </w:p>
+    <w:p>
+      <w:r>
+        <w:br w:type="page"/>
+      </w:r>
+    </w:p>
+    <w:p>
+      <w:r>
+        <w:rPr>
+          <w:b/>
+          <w:highlight w:val="yellow"/>
+        </w:rPr>
+        <w:t>2026-10-11 A/B 批实施回填</w:t>
+      </w:r>
+    </w:p>
+    <w:p>
+      <w:r>
+        <w:rPr>
+          <w:b w:val="0"/>
+          <w:highlight w:val="yellow"/>
+        </w:rPr>
+        <w:t>本补充把原手册中“待修复”的真实作业、结果追问和场景能力更新为当前源码口径。</w:t>
+      </w:r>
+    </w:p>
+    <w:p>
+      <w:r>
+        <w:rPr>
+          <w:b w:val="0"/>
+          <w:highlight w:val="yellow"/>
+        </w:rPr>
+        <w:t>黄色高亮为本次 2026-10-11 A/B 批新增或改写内容。Word 打开后请右键目录，选择“更新域 → 更新整个目录”刷新页码。</w:t>
+      </w:r>
+    </w:p>
+    <w:p>
+      <w:r>
+        <w:rPr>
+          <w:b w:val="0"/>
+          <w:highlight w:val="yellow"/>
+        </w:rPr>
+        <w:t>1. 当前可部署对象为 9 个整类/整程序替换：ZCL_AI_REPORT_SERVICE V1.0.11、ZCL_AI_REPORT_EXEC_SAP V1.0e、ZCL_AI_CHAT_SERVICE V2.3、ZCL_AI_DOMAIN_CARDS V1.2、ZCL_AI_TOOL_REGISTRY V15.1、ZCL_AI_INTENT_ROUTER V1.0.5、ZCL_AI_AGENT_SERVICE V15.2、ZCL_ZAI_CHAT_DPC_EXT V15.2、ZRMM_IDP_0702 V1.2。线上 ZCL_AI_DATA_ANALYSIS_SERVICE 应为 V13.4c，ZCL_AI_REPORT_MOCK 应为 V1.1，不得用仓库旧版回退。</w:t>
+      </w:r>
+    </w:p>
+    <w:tbl>
+      <w:tblPr>
+        <w:tblStyle w:val="TableGrid"/>
+        <w:tblW w:type="auto" w:w="0"/>
+        <w:jc w:val="center"/>
+        <w:tblLook w:firstColumn="1" w:firstRow="1" w:lastColumn="0" w:lastRow="0" w:noHBand="0" w:noVBand="1" w:val="04A0"/>
+      </w:tblPr>
+      <w:tblGrid>
+        <w:gridCol w:w="3331"/>
+        <w:gridCol w:w="3331"/>
+        <w:gridCol w:w="3331"/>
+      </w:tblGrid>
+      <w:tr>
+        <w:tc>
+          <w:tcPr>
+            <w:tcW w:type="dxa" w:w="3331"/>
+            <w:vAlign w:val="center"/>
+          </w:tcPr>
+          <w:p>
+            <w:r>
+              <w:rPr>
+                <w:b/>
+                <w:highlight w:val="yellow"/>
+              </w:rPr>
+              <w:t>步骤</w:t>
+            </w:r>
+          </w:p>
+        </w:tc>
+        <w:tc>
+          <w:tcPr>
+            <w:tcW w:type="dxa" w:w="3331"/>
+            <w:vAlign w:val="center"/>
+          </w:tcPr>
+          <w:p>
+            <w:r>
+              <w:rPr>
+                <w:b/>
+                <w:highlight w:val="yellow"/>
+              </w:rPr>
+              <w:t>SAP 动作</w:t>
+            </w:r>
+          </w:p>
+        </w:tc>
+        <w:tc>
+          <w:tcPr>
+            <w:tcW w:type="dxa" w:w="3331"/>
+            <w:vAlign w:val="center"/>
+          </w:tcPr>
+          <w:p>
+            <w:r>
+              <w:rPr>
+                <w:b/>
+                <w:highlight w:val="yellow"/>
+              </w:rPr>
+              <w:t>完成条件</w:t>
+            </w:r>
+          </w:p>
+        </w:tc>
+      </w:tr>
+      <w:tr>
+        <w:tc>
+          <w:tcPr>
+            <w:tcW w:type="dxa" w:w="3331"/>
+            <w:vAlign w:val="center"/>
+          </w:tcPr>
+          <w:p>
+            <w:r>
+              <w:rPr>
+                <w:highlight w:val="yellow"/>
+              </w:rPr>
+              <w:t>1</w:t>
+            </w:r>
+          </w:p>
+        </w:tc>
+        <w:tc>
+          <w:tcPr>
+            <w:tcW w:type="dxa" w:w="3331"/>
+            <w:vAlign w:val="center"/>
+          </w:tcPr>
+          <w:p>
+            <w:r>
+              <w:rPr>
+                <w:highlight w:val="yellow"/>
+              </w:rPr>
+              <w:t>SE24 同时激活 REPORT_SERVICE 与 REPORT_EXEC_SAP</w:t>
+            </w:r>
+          </w:p>
+        </w:tc>
+        <w:tc>
+          <w:tcPr>
+            <w:tcW w:type="dxa" w:w="3331"/>
+            <w:vAlign w:val="center"/>
+          </w:tcPr>
+          <w:p>
+            <w:r>
+              <w:rPr>
+                <w:highlight w:val="yellow"/>
+              </w:rPr>
+              <w:t>两类互相引用，均激活；JOB_CLOSE 使用 strtimmed='X'</w:t>
+            </w:r>
+          </w:p>
+        </w:tc>
+      </w:tr>
+      <w:tr>
+        <w:tc>
+          <w:tcPr>
+            <w:tcW w:type="dxa" w:w="3331"/>
+            <w:vAlign w:val="center"/>
+          </w:tcPr>
+          <w:p>
+            <w:r>
+              <w:rPr>
+                <w:highlight w:val="yellow"/>
+              </w:rPr>
+              <w:t>2</w:t>
+            </w:r>
+          </w:p>
+        </w:tc>
+        <w:tc>
+          <w:tcPr>
+            <w:tcW w:type="dxa" w:w="3331"/>
+            <w:vAlign w:val="center"/>
+          </w:tcPr>
+          <w:p>
+            <w:r>
+              <w:rPr>
+                <w:highlight w:val="yellow"/>
+              </w:rPr>
+              <w:t>SE24 激活 CHAT_SERVICE</w:t>
+            </w:r>
+          </w:p>
+        </w:tc>
+        <w:tc>
+          <w:tcPr>
+            <w:tcW w:type="dxa" w:w="3331"/>
+            <w:vAlign w:val="center"/>
+          </w:tcPr>
+          <w:p>
+            <w:r>
+              <w:rPr>
+                <w:highlight w:val="yellow"/>
+              </w:rPr>
+              <w:t>v8_get_role/read_program_meta 可被 Agent 复用</w:t>
+            </w:r>
+          </w:p>
+        </w:tc>
+      </w:tr>
+      <w:tr>
+        <w:tc>
+          <w:tcPr>
+            <w:tcW w:type="dxa" w:w="3331"/>
+            <w:vAlign w:val="center"/>
+          </w:tcPr>
+          <w:p>
+            <w:r>
+              <w:rPr>
+                <w:highlight w:val="yellow"/>
+              </w:rPr>
+              <w:t>3</w:t>
+            </w:r>
+          </w:p>
+        </w:tc>
+        <w:tc>
+          <w:tcPr>
+            <w:tcW w:type="dxa" w:w="3331"/>
+            <w:vAlign w:val="center"/>
+          </w:tcPr>
+          <w:p>
+            <w:r>
+              <w:rPr>
+                <w:highlight w:val="yellow"/>
+              </w:rPr>
+              <w:t>SE24 激活 DOMAIN_CARDS → TOOL_REGISTRY → INTENT_ROUTER</w:t>
+            </w:r>
+          </w:p>
+        </w:tc>
+        <w:tc>
+          <w:tcPr>
+            <w:tcW w:type="dxa" w:w="3331"/>
+            <w:vAlign w:val="center"/>
+          </w:tcPr>
+          <w:p>
+            <w:r>
+              <w:rPr>
+                <w:highlight w:val="yellow"/>
+              </w:rPr>
+              <w:t>CODE 域、read_program_source、场景路由可检查</w:t>
+            </w:r>
+          </w:p>
+        </w:tc>
+      </w:tr>
+      <w:tr>
+        <w:tc>
+          <w:tcPr>
+            <w:tcW w:type="dxa" w:w="3331"/>
+            <w:vAlign w:val="center"/>
+          </w:tcPr>
+          <w:p>
+            <w:r>
+              <w:rPr>
+                <w:highlight w:val="yellow"/>
+              </w:rPr>
+              <w:t>4</w:t>
+            </w:r>
+          </w:p>
+        </w:tc>
+        <w:tc>
+          <w:tcPr>
+            <w:tcW w:type="dxa" w:w="3331"/>
+            <w:vAlign w:val="center"/>
+          </w:tcPr>
+          <w:p>
+            <w:r>
+              <w:rPr>
+                <w:highlight w:val="yellow"/>
+              </w:rPr>
+              <w:t>SE24 激活 AGENT_SERVICE</w:t>
+            </w:r>
+          </w:p>
+        </w:tc>
+        <w:tc>
+          <w:tcPr>
+            <w:tcW w:type="dxa" w:w="3331"/>
+            <w:vAlign w:val="center"/>
+          </w:tcPr>
+          <w:p>
+            <w:r>
+              <w:rPr>
+                <w:highlight w:val="yellow"/>
+              </w:rPr>
+              <w:t>结果上下文、源码分页、白名单方法存在</w:t>
+            </w:r>
+          </w:p>
+        </w:tc>
+      </w:tr>
+      <w:tr>
+        <w:tc>
+          <w:tcPr>
+            <w:tcW w:type="dxa" w:w="3331"/>
+            <w:vAlign w:val="center"/>
+          </w:tcPr>
+          <w:p>
+            <w:r>
+              <w:rPr>
+                <w:highlight w:val="yellow"/>
+              </w:rPr>
+              <w:t>5</w:t>
+            </w:r>
+          </w:p>
+        </w:tc>
+        <w:tc>
+          <w:tcPr>
+            <w:tcW w:type="dxa" w:w="3331"/>
+            <w:vAlign w:val="center"/>
+          </w:tcPr>
+          <w:p>
+            <w:r>
+              <w:rPr>
+                <w:highlight w:val="yellow"/>
+              </w:rPr>
+              <w:t>SEGW AnalyzeTask 增加 Scene</w:t>
+            </w:r>
+          </w:p>
+        </w:tc>
+        <w:tc>
+          <w:tcPr>
+            <w:tcW w:type="dxa" w:w="3331"/>
+            <w:vAlign w:val="center"/>
+          </w:tcPr>
+          <w:p>
+            <w:r>
+              <w:rPr>
+                <w:highlight w:val="yellow"/>
+              </w:rPr>
+              <w:t>Edm.String、Nullable，Generate Runtime，metadata 可见</w:t>
+            </w:r>
+          </w:p>
+        </w:tc>
+      </w:tr>
+      <w:tr>
+        <w:tc>
+          <w:tcPr>
+            <w:tcW w:type="dxa" w:w="3331"/>
+            <w:vAlign w:val="center"/>
+          </w:tcPr>
+          <w:p>
+            <w:r>
+              <w:rPr>
+                <w:highlight w:val="yellow"/>
+              </w:rPr>
+              <w:t>6</w:t>
+            </w:r>
+          </w:p>
+        </w:tc>
+        <w:tc>
+          <w:tcPr>
+            <w:tcW w:type="dxa" w:w="3331"/>
+            <w:vAlign w:val="center"/>
+          </w:tcPr>
+          <w:p>
+            <w:r>
+              <w:rPr>
+                <w:highlight w:val="yellow"/>
+              </w:rPr>
+              <w:t>SE24 激活 DPC_EXT</w:t>
+            </w:r>
+          </w:p>
+        </w:tc>
+        <w:tc>
+          <w:tcPr>
+            <w:tcW w:type="dxa" w:w="3331"/>
+            <w:vAlign w:val="center"/>
+          </w:tcPr>
+          <w:p>
+            <w:r>
+              <w:rPr>
+                <w:highlight w:val="yellow"/>
+              </w:rPr>
+              <w:t>AnalyzeTask 透传 FocusedArtifactId 与 Scene</w:t>
+            </w:r>
+          </w:p>
+        </w:tc>
+      </w:tr>
+      <w:tr>
+        <w:tc>
+          <w:tcPr>
+            <w:tcW w:type="dxa" w:w="3331"/>
+            <w:vAlign w:val="center"/>
+          </w:tcPr>
+          <w:p>
+            <w:r>
+              <w:rPr>
+                <w:highlight w:val="yellow"/>
+              </w:rPr>
+              <w:t>7</w:t>
+            </w:r>
+          </w:p>
+        </w:tc>
+        <w:tc>
+          <w:tcPr>
+            <w:tcW w:type="dxa" w:w="3331"/>
+            <w:vAlign w:val="center"/>
+          </w:tcPr>
+          <w:p>
+            <w:r>
+              <w:rPr>
+                <w:highlight w:val="yellow"/>
+              </w:rPr>
+              <w:t>SE38 激活 ZRMM_IDP_0702</w:t>
+            </w:r>
+          </w:p>
+        </w:tc>
+        <w:tc>
+          <w:tcPr>
+            <w:tcW w:type="dxa" w:w="3331"/>
+            <w:vAlign w:val="center"/>
+          </w:tcPr>
+          <w:p>
+            <w:r>
+              <w:rPr>
+                <w:highlight w:val="yellow"/>
+              </w:rPr>
+              <w:t>compress=abap_false；AI 通道工厂为空时报错</w:t>
+            </w:r>
+          </w:p>
+        </w:tc>
+      </w:tr>
+    </w:tbl>
+    <w:p>
+      <w:r>
+        <w:rPr>
+          <w:b w:val="0"/>
+          <w:highlight w:val="yellow"/>
+        </w:rPr>
+        <w:t>2. 真实报表执行的关键验证：SM37 中作业必须自动释放；无空闲后台进程时按当前时间释放；JOB_OPEN 后失败要删除空作业；P/Z 状态要能解释；结果 schema 必须以 columns 开头并使用所有行键的并集；READY/FAILED 同步回写任务状态和错误原因。</w:t>
+      </w:r>
+    </w:p>
+    <w:p>
+      <w:r>
+        <w:rPr>
+          <w:b w:val="0"/>
+          <w:highlight w:val="yellow"/>
+        </w:rPr>
+        <w:t>3. “分析一下这个结果”路径：前端传 FocusedArtifactId；后端验证用户、会话、READY 状态和可读性；找不到聚焦值时用 find_latest_artifact 按会话和 TCode 回退；结果作为上下文注入，不重新执行报表、不新建 DATA 任务。</w:t>
+      </w:r>
+    </w:p>
+    <w:p>
+      <w:r>
+        <w:rPr>
+          <w:b w:val="0"/>
+          <w:highlight w:val="yellow"/>
+        </w:rPr>
+        <w:t>4. 前端与 OData：AnalyzeTask 的 Scene 只在新会话首条传入，旧 metadata 缺少该参数时按 AUTO；Agent 模型白名单键为 AGENT_MODELS、AGENT_MODELS_RPT、AGENT_MODELS_DATA、AGENT_MODELS_INV、AGENT_MODELS_CODE；CHAT_SAP_ACCESS=X 才恢复普通对话读 SAP。</w:t>
+      </w:r>
+    </w:p>
+    <w:p>
+      <w:r>
+        <w:rPr>
+          <w:b w:val="0"/>
+          <w:highlight w:val="yellow"/>
+        </w:rPr>
+        <w:t>5. 本批不新建 SE11 表、不添加必填字段；部署前核对 ZAI_RPT_PARAM.SEL_KIND、ZAI_RPT_RUN.SAP_JOB_NAME/SAP_JOB_NUMBER、ZAI_RPT_RESULT.RUN_ID、ZAI_CHAT_SESS.AGENT_TYPE。</w:t>
+      </w:r>
+    </w:p>
+    <w:p>
+      <w:r>
+        <w:br w:type="page"/>
+      </w:r>
+    </w:p>
+    <w:p>
+      <w:r>
+        <w:rPr>
+          <w:b/>
+          <w:highlight w:val="yellow"/>
+        </w:rPr>
+        <w:t>20261011 Agent 测评部署回填</w:t>
+      </w:r>
+    </w:p>
+    <w:p>
+      <w:r>
+        <w:rPr>
+          <w:b w:val="0"/>
+          <w:highlight w:val="yellow"/>
+        </w:rPr>
+        <w:t>后端 9 个对象激活后，必须用管理员测评保留部署前后行为基线；测评前端随本批 dist 一起上传。</w:t>
+      </w:r>
+    </w:p>
+    <w:p>
+      <w:r>
+        <w:rPr>
+          <w:b w:val="0"/>
+          <w:highlight w:val="yellow"/>
+        </w:rPr>
+        <w:t>本页是 2026-10-11 Agent 测评增量；黄色高亮为新增内容。Word 打开后请 Ctrl+A → F9 更新目录域。</w:t>
+      </w:r>
+    </w:p>
+    <w:p>
+      <w:r>
+        <w:rPr>
+          <w:b w:val="0"/>
+          <w:highlight w:val="yellow"/>
+        </w:rPr>
+        <w:t>构建时确认 dist/model/evalCases.json、dist/utils/AgentEval.js、dist/view/EvalDialog.fragment.xml 均存在。上传并 Ctrl+F5 后，管理员在“设置”看到“测评”页签；普通用户看不到。题库状态应显示 20261011、29 题和五个场景分布。</w:t>
+      </w:r>
+    </w:p>
+    <w:tbl>
+      <w:tblPr>
+        <w:tblStyle w:val="TableGrid"/>
+        <w:tblW w:type="auto" w:w="0"/>
+        <w:jc w:val="center"/>
+        <w:tblLook w:firstColumn="1" w:firstRow="1" w:lastColumn="0" w:lastRow="0" w:noHBand="0" w:noVBand="1" w:val="04A0"/>
+      </w:tblPr>
+      <w:tblGrid>
+        <w:gridCol w:w="3331"/>
+        <w:gridCol w:w="3331"/>
+        <w:gridCol w:w="3331"/>
+      </w:tblGrid>
+      <w:tr>
+        <w:tc>
+          <w:tcPr>
+            <w:tcW w:type="dxa" w:w="3331"/>
+            <w:vAlign w:val="center"/>
+          </w:tcPr>
+          <w:p>
+            <w:r>
+              <w:rPr>
+                <w:b/>
+                <w:highlight w:val="yellow"/>
+              </w:rPr>
+              <w:t>阶段</w:t>
+            </w:r>
+          </w:p>
+        </w:tc>
+        <w:tc>
+          <w:tcPr>
+            <w:tcW w:type="dxa" w:w="3331"/>
+            <w:vAlign w:val="center"/>
+          </w:tcPr>
+          <w:p>
+            <w:r>
+              <w:rPr>
+                <w:b/>
+                <w:highlight w:val="yellow"/>
+              </w:rPr>
+              <w:t>动作</w:t>
+            </w:r>
+          </w:p>
+        </w:tc>
+        <w:tc>
+          <w:tcPr>
+            <w:tcW w:type="dxa" w:w="3331"/>
+            <w:vAlign w:val="center"/>
+          </w:tcPr>
+          <w:p>
+            <w:r>
+              <w:rPr>
+                <w:b/>
+                <w:highlight w:val="yellow"/>
+              </w:rPr>
+              <w:t>必须留存</w:t>
+            </w:r>
+          </w:p>
+        </w:tc>
+      </w:tr>
+      <w:tr>
+        <w:tc>
+          <w:tcPr>
+            <w:tcW w:type="dxa" w:w="3331"/>
+            <w:vAlign w:val="center"/>
+          </w:tcPr>
+          <w:p>
+            <w:r>
+              <w:rPr>
+                <w:b w:val="0"/>
+                <w:highlight w:val="yellow"/>
+              </w:rPr>
+              <w:t>后端部署前</w:t>
+            </w:r>
+          </w:p>
+        </w:tc>
+        <w:tc>
+          <w:tcPr>
+            <w:tcW w:type="dxa" w:w="3331"/>
+            <w:vAlign w:val="center"/>
+          </w:tcPr>
+          <w:p>
+            <w:r>
+              <w:rPr>
+                <w:b w:val="0"/>
+                <w:highlight w:val="yellow"/>
+              </w:rPr>
+              <w:t>Scene 尚未出现时跑全部题；需场景题应标记跳过</w:t>
+            </w:r>
+          </w:p>
+        </w:tc>
+        <w:tc>
+          <w:tcPr>
+            <w:tcW w:type="dxa" w:w="3331"/>
+            <w:vAlign w:val="center"/>
+          </w:tcPr>
+          <w:p>
+            <w:r>
+              <w:rPr>
+                <w:b w:val="0"/>
+                <w:highlight w:val="yellow"/>
+              </w:rPr>
+              <w:t>部署前 Markdown/JSON、题库版本、模型、时间</w:t>
+            </w:r>
+          </w:p>
+        </w:tc>
+      </w:tr>
+      <w:tr>
+        <w:tc>
+          <w:tcPr>
+            <w:tcW w:type="dxa" w:w="3331"/>
+            <w:vAlign w:val="center"/>
+          </w:tcPr>
+          <w:p>
+            <w:r>
+              <w:rPr>
+                <w:b w:val="0"/>
+                <w:highlight w:val="yellow"/>
+              </w:rPr>
+              <w:t>后端部署后</w:t>
+            </w:r>
+          </w:p>
+        </w:tc>
+        <w:tc>
+          <w:tcPr>
+            <w:tcW w:type="dxa" w:w="3331"/>
+            <w:vAlign w:val="center"/>
+          </w:tcPr>
+          <w:p>
+            <w:r>
+              <w:rPr>
+                <w:b w:val="0"/>
+                <w:highlight w:val="yellow"/>
+              </w:rPr>
+              <w:t>确认 $metadata 有 AnalyzeTask.Scene，再用相同模型/次数重跑</w:t>
+            </w:r>
+          </w:p>
+        </w:tc>
+        <w:tc>
+          <w:tcPr>
+            <w:tcW w:type="dxa" w:w="3331"/>
+            <w:vAlign w:val="center"/>
+          </w:tcPr>
+          <w:p>
+            <w:r>
+              <w:rPr>
+                <w:b w:val="0"/>
+                <w:highlight w:val="yellow"/>
+              </w:rPr>
+              <w:t>部署后 Markdown/JSON、通过率、场景支持状态</w:t>
+            </w:r>
+          </w:p>
+        </w:tc>
+      </w:tr>
+      <w:tr>
+        <w:tc>
+          <w:tcPr>
+            <w:tcW w:type="dxa" w:w="3331"/>
+            <w:vAlign w:val="center"/>
+          </w:tcPr>
+          <w:p>
+            <w:r>
+              <w:rPr>
+                <w:b w:val="0"/>
+                <w:highlight w:val="yellow"/>
+              </w:rPr>
+              <w:t>差异检查</w:t>
+            </w:r>
+          </w:p>
+        </w:tc>
+        <w:tc>
+          <w:tcPr>
+            <w:tcW w:type="dxa" w:w="3331"/>
+            <w:vAlign w:val="center"/>
+          </w:tcPr>
+          <w:p>
+            <w:r>
+              <w:rPr>
+                <w:b w:val="0"/>
+                <w:highlight w:val="yellow"/>
+              </w:rPr>
+              <w:t>看边界题、工具、安全拒绝、耗时和协议错误</w:t>
+            </w:r>
+          </w:p>
+        </w:tc>
+        <w:tc>
+          <w:tcPr>
+            <w:tcW w:type="dxa" w:w="3331"/>
+            <w:vAlign w:val="center"/>
+          </w:tcPr>
+          <w:p>
+            <w:r>
+              <w:rPr>
+                <w:b w:val="0"/>
+                <w:highlight w:val="yellow"/>
+              </w:rPr>
+              <w:t>D12/R05/I03/C05 不跨域成功调用；D08/C04 危险操作被拒</w:t>
+            </w:r>
+          </w:p>
+        </w:tc>
+      </w:tr>
+      <w:tr>
+        <w:tc>
+          <w:tcPr>
+            <w:tcW w:type="dxa" w:w="3331"/>
+            <w:vAlign w:val="center"/>
+          </w:tcPr>
+          <w:p>
+            <w:r>
+              <w:rPr>
+                <w:b w:val="0"/>
+                <w:highlight w:val="yellow"/>
+              </w:rPr>
+              <w:t>清理</w:t>
+            </w:r>
+          </w:p>
+        </w:tc>
+        <w:tc>
+          <w:tcPr>
+            <w:tcW w:type="dxa" w:w="3331"/>
+            <w:vAlign w:val="center"/>
+          </w:tcPr>
+          <w:p>
+            <w:r>
+              <w:rPr>
+                <w:b w:val="0"/>
+                <w:highlight w:val="yellow"/>
+              </w:rPr>
+              <w:t>保持“测完删除测试会话”勾选，检查会话历史</w:t>
+            </w:r>
+          </w:p>
+        </w:tc>
+        <w:tc>
+          <w:tcPr>
+            <w:tcW w:type="dxa" w:w="3331"/>
+            <w:vAlign w:val="center"/>
+          </w:tcPr>
+          <w:p>
+            <w:r>
+              <w:rPr>
+                <w:b w:val="0"/>
+                <w:highlight w:val="yellow"/>
+              </w:rPr>
+              <w:t>不能残留测试 session；清理失败要记录</w:t>
+            </w:r>
+          </w:p>
+        </w:tc>
+      </w:tr>
+    </w:tbl>
+    <w:p>
+      <w:r>
+        <w:rPr>
+          <w:b w:val="0"/>
+          <w:highlight w:val="yellow"/>
+        </w:rPr>
+        <w:t>测评不是 SAP 新对象：不创建 SE11 表、不创建 Function Import、不替代 SE24/SEGW 验证。出现 ERROR、协议错、跳过数异常或通过率下降时，先保存 JSON Trace 再排查，不要删题或放宽 expect 掩盖回归。</w:t>
+      </w:r>
+    </w:p>
     <w:sectPr>
       <w:footerReference w:type="default" r:id="rId9"/>
       <w:pgSz w:w="12240" w:h="15840"/>
